--- a/板块一：学生自主管理团队一站式管理-数据库详细设计说明书.docx
+++ b/板块一：学生自主管理团队一站式管理-数据库详细设计说明书.docx
@@ -183,7 +183,7 @@
               <w:rPr>
                 <w:sz w:val="18"/>
               </w:rPr>
-              <w:t>学生自主管理平台（板块一：学生自主管理团队一站式管理）</w:t>
+              <w:t>学生工作处系统（板块一：学生自主管理团队一站式管理）</w:t>
             </w:r>
           </w:p>
         </w:tc>
@@ -1652,7 +1652,7 @@
               <w:rPr>
                 <w:sz w:val="18"/>
               </w:rPr>
-              <w:t>人事流转申请单</w:t>
+              <w:t>人事流转记录单</w:t>
             </w:r>
           </w:p>
         </w:tc>
@@ -1665,7 +1665,7 @@
               <w:rPr>
                 <w:sz w:val="18"/>
               </w:rPr>
-              <w:t>跨部门调动/晋升/离职的申请与审批</w:t>
+              <w:t>调动/晋升免审一键生效留痕；离职申请审批</w:t>
             </w:r>
           </w:p>
         </w:tc>
@@ -14874,7 +14874,7 @@
         <w:t>member_change_apply</w:t>
       </w:r>
       <w:r>
-        <w:t xml:space="preserve"> 人事流转申请单</w:t>
+        <w:t xml:space="preserve"> 人事流转记录单</w:t>
       </w:r>
     </w:p>
     <w:p>
@@ -14891,7 +14891,7 @@
         <w:rPr>
           <w:color w:val="595959"/>
         </w:rPr>
-        <w:t>表注释：人事流转申请单（换届/调动/晋升/离职）｜引擎：InnoDB ｜字符集：utf8mb4</w:t>
+        <w:t>表注释：人事流转记录单（换届调动/晋升免审一键生效，离职需审批）｜引擎：InnoDB ｜字符集：utf8mb4</w:t>
       </w:r>
     </w:p>
     <w:p>
@@ -15324,7 +15324,20 @@
               <w:rPr>
                 <w:sz w:val="18"/>
               </w:rPr>
-              <w:t>类型：TRANSFER 跨部门调动 / PROMOTE 晋升 / RESIGN 离职</w:t>
+              <w:t>类型：TRANSFER 跨部门调动 / PROMOTE 晋升（此两类换届</w:t>
+            </w:r>
+            <w:r>
+              <w:rPr>
+                <w:b/>
+                <w:sz w:val="18"/>
+              </w:rPr>
+              <w:t>免审</w:t>
+            </w:r>
+            <w:r>
+              <w:rPr>
+                <w:sz w:val="18"/>
+              </w:rPr>
+              <w:t>，一键生效直接留痕）/ RESIGN 离职（需审批）</w:t>
             </w:r>
           </w:p>
         </w:tc>
@@ -15884,7 +15897,7 @@
               <w:rPr>
                 <w:sz w:val="18"/>
               </w:rPr>
-              <w:t>终审层级：3 二级管理员（干事升部长）/ 2 指导老师（晋升顶层职务）</w:t>
+              <w:t>终审层级（仅 RESIGN 离职生效）：3 二级管理员 / 2 指导老师</w:t>
             </w:r>
           </w:p>
         </w:tc>
@@ -16044,7 +16057,7 @@
               <w:rPr>
                 <w:sz w:val="18"/>
               </w:rPr>
-              <w:t>状态机：PENDING 审批中 / APPROVED 已核准 / REJECTED 已驳回 / CANCELLED 已撤销</w:t>
+              <w:t>TRANSFER/PROMOTE 提交即 APPROVED（免审）；RESIGN 走 PENDING 审批中 → APPROVED 已核准 / REJECTED 已驳回 / CANCELLED 已撤销</w:t>
             </w:r>
           </w:p>
         </w:tc>
@@ -16775,7 +16788,7 @@
               <w:rPr>
                 <w:sz w:val="18"/>
               </w:rPr>
-              <w:t>管理端按类型+状态的审批池</w:t>
+              <w:t>管理端按类型+状态筛选（审批池仅 RESIGN）</w:t>
             </w:r>
           </w:p>
         </w:tc>
@@ -37681,7 +37694,7 @@
               <w:rPr>
                 <w:sz w:val="18"/>
               </w:rPr>
-              <w:t>业务类型：RECRUIT 纳新 / TRANSFER 调动 / PROMOTE 晋升 / RESIGN 离职 / ACTIVITY 活动 / BID 竞标 / CHECKIN_ANOMALY 异常核准</w:t>
+              <w:t>业务类型：RECRUIT 纳新 / RESIGN 离职 / ACTIVITY 活动 / BID 竞标 / CHECKIN_ANOMALY 异常核准（TRANSFER/PROMOTE 换届已免审，不产生审批）</w:t>
             </w:r>
           </w:p>
         </w:tc>
@@ -39392,7 +39405,7 @@
               <w:rPr>
                 <w:sz w:val="18"/>
               </w:rPr>
-              <w:t>类型：1 纳新结果 / 2 换届申请受理 / 3 换届审批结果 / 4 离职审批结果 / 5 值班异常提醒管理员 / 6 活动立项流转 / 7 活动驳回 / 8 承办征集广播 / 9 竞标结果 / 10 志愿者招募推送 / 11 志愿录用结果 / 12 工时核定 / 13 导入完成 / 14 系统公告</w:t>
+              <w:t>类型：1 纳新结果 / 2 换届生效通知 / 3 已废弃（原换届审批结果，换届免审）/ 4 离职审批结果 / 5 值班异常提醒管理员 / 6 活动立项流转 / 7 活动驳回 / 8 承办征集广播 / 9 竞标结果 / 10 志愿者招募推送 / 11 志愿录用结果 / 12 工时核定 / 13 导入完成 / 14 系统公告</w:t>
             </w:r>
           </w:p>
         </w:tc>
@@ -42443,7 +42456,37 @@
         <w:pStyle w:val="Heading2"/>
       </w:pPr>
       <w:r>
-        <w:t>4.3 调动/晋升/离职状态机（member_change_apply.status）</w:t>
+        <w:t>4.3 人事流转状态机（member_change_apply.status）</w:t>
+      </w:r>
+    </w:p>
+    <w:p>
+      <w:pPr>
+        <w:ind w:left="340"/>
+      </w:pPr>
+      <w:r>
+        <w:rPr>
+          <w:color w:val="4A2B7A"/>
+        </w:rPr>
+        <w:t xml:space="preserve">▍ </w:t>
+      </w:r>
+      <w:r>
+        <w:rPr>
+          <w:color w:val="595959"/>
+        </w:rPr>
+        <w:t>业务口径：换届（TRANSFER 调动 / PROMOTE 晋升）</w:t>
+      </w:r>
+      <w:r>
+        <w:rPr>
+          <w:b/>
+          <w:color w:val="595959"/>
+        </w:rPr>
+        <w:t>免审批</w:t>
+      </w:r>
+      <w:r>
+        <w:rPr>
+          <w:color w:val="595959"/>
+        </w:rPr>
+        <w:t>，管理员在成员管理中一键操作直接生效，本表仅留痕；仅 RESIGN 离职保留审批流。</w:t>
       </w:r>
     </w:p>
     <w:p>
@@ -42456,7 +42499,7 @@
           <w:rFonts w:ascii="Consolas" w:hAnsi="Consolas"/>
           <w:sz w:val="18"/>
         </w:rPr>
-        <w:t>PENDING（审批中） ──分级终审通过──&gt; APPROVED（已核准，回写任职档案）</w:t>
+        <w:t>TRANSFER / PROMOTE（免审一键换届）:  提交 ──直接生效──&gt; APPROVED（留痕，回写任职档案）</w:t>
       </w:r>
     </w:p>
     <w:p>
@@ -42469,7 +42512,7 @@
           <w:rFonts w:ascii="Consolas" w:hAnsi="Consolas"/>
           <w:sz w:val="18"/>
         </w:rPr>
-        <w:t xml:space="preserve">                 └─驳回──&gt; REJECTED（已驳回）</w:t>
+        <w:t>RESIGN（离职，需审批）:  PENDING（审批中） ──终审通过──&gt; APPROVED（已核准，org_member 置 RETIRED）</w:t>
       </w:r>
     </w:p>
     <w:p>
@@ -42482,7 +42525,20 @@
           <w:rFonts w:ascii="Consolas" w:hAnsi="Consolas"/>
           <w:sz w:val="18"/>
         </w:rPr>
-        <w:t xml:space="preserve">                 └─撤销──&gt; CANCELLED（已撤销）</w:t>
+        <w:t xml:space="preserve">                                      └─驳回──&gt; REJECTED（已驳回）</w:t>
+      </w:r>
+    </w:p>
+    <w:p>
+      <w:pPr>
+        <w:spacing w:after="0"/>
+        <w:shd w:val="clear" w:fill="F2F2F2"/>
+      </w:pPr>
+      <w:r>
+        <w:rPr>
+          <w:rFonts w:ascii="Consolas" w:hAnsi="Consolas"/>
+          <w:sz w:val="18"/>
+        </w:rPr>
+        <w:t xml:space="preserve">                                      └─撤销──&gt; CANCELLED（已撤销）</w:t>
       </w:r>
     </w:p>
     <w:p>
@@ -42559,7 +42615,7 @@
               <w:rPr>
                 <w:sz w:val="18"/>
               </w:rPr>
-              <w:t>PENDING</w:t>
+              <w:t>APPROVED</w:t>
             </w:r>
           </w:p>
         </w:tc>
@@ -42572,7 +42628,7 @@
               <w:rPr>
                 <w:sz w:val="18"/>
               </w:rPr>
-              <w:t>审批中</w:t>
+              <w:t>已生效/已核准</w:t>
             </w:r>
           </w:p>
         </w:tc>
@@ -42585,7 +42641,7 @@
               <w:rPr>
                 <w:sz w:val="18"/>
               </w:rPr>
-              <w:t>初始状态；按 required_level 决定终审层级（3 二级管理员 / 2 指导老师）</w:t>
+              <w:t>TRANSFER/PROMOTE 提交即此态（免审留痕）；RESIGN 终审通过后到达。统一回写 org_member（调动换组织 / 晋升换职务 / 离职置 RETIRED）</w:t>
             </w:r>
           </w:p>
         </w:tc>
@@ -42600,7 +42656,7 @@
               <w:rPr>
                 <w:sz w:val="18"/>
               </w:rPr>
-              <w:t>APPROVED</w:t>
+              <w:t>PENDING</w:t>
             </w:r>
           </w:p>
         </w:tc>
@@ -42613,7 +42669,7 @@
               <w:rPr>
                 <w:sz w:val="18"/>
               </w:rPr>
-              <w:t>已核准</w:t>
+              <w:t>审批中</w:t>
             </w:r>
           </w:p>
         </w:tc>
@@ -42626,7 +42682,7 @@
               <w:rPr>
                 <w:sz w:val="18"/>
               </w:rPr>
-              <w:t>终态；回写 org_member（调动换组织 / 晋升换职务 / 离职置 RETIRED）</w:t>
+              <w:t>仅 RESIGN；按 required_level 决定终审层级（3 二级管理员 / 2 指导老师）</w:t>
             </w:r>
           </w:p>
         </w:tc>
@@ -42667,7 +42723,7 @@
               <w:rPr>
                 <w:sz w:val="18"/>
               </w:rPr>
-              <w:t>终态</w:t>
+              <w:t>终态，仅 RESIGN</w:t>
             </w:r>
           </w:p>
         </w:tc>
@@ -42708,7 +42764,7 @@
               <w:rPr>
                 <w:sz w:val="18"/>
               </w:rPr>
-              <w:t>终态</w:t>
+              <w:t>终态，仅 RESIGN</w:t>
             </w:r>
           </w:p>
         </w:tc>
@@ -43553,7 +43609,7 @@
               <w:rPr>
                 <w:sz w:val="18"/>
               </w:rPr>
-              <w:t>TRANSFER 调动 / PROMOTE 晋升 / RESIGN 离职</w:t>
+              <w:t>TRANSFER 调动 / PROMOTE 晋升（免审一键生效）/ RESIGN 离职（需审批）</w:t>
             </w:r>
           </w:p>
         </w:tc>
@@ -43581,7 +43637,7 @@
               <w:rPr>
                 <w:sz w:val="18"/>
               </w:rPr>
-              <w:t>3 二级管理员终审 / 2 指导老师终审</w:t>
+              <w:t>3 二级管理员终审 / 2 指导老师终审（仅 RESIGN 离职生效）</w:t>
             </w:r>
           </w:p>
         </w:tc>
@@ -43861,7 +43917,7 @@
               <w:rPr>
                 <w:sz w:val="18"/>
               </w:rPr>
-              <w:t>RECRUIT / TRANSFER / PROMOTE / RESIGN / ACTIVITY / BID / CHECKIN_ANOMALY</w:t>
+              <w:t>RECRUIT / RESIGN / ACTIVITY / BID / CHECKIN_ANOMALY（TRANSFER/PROMOTE 换届免审，不产生审批记录）</w:t>
             </w:r>
           </w:p>
         </w:tc>
@@ -44173,7 +44229,7 @@
               <w:rPr>
                 <w:sz w:val="18"/>
               </w:rPr>
-              <w:t>换届申请受理</w:t>
+              <w:t>换届生效通知</w:t>
             </w:r>
           </w:p>
         </w:tc>
@@ -44186,7 +44242,7 @@
               <w:rPr>
                 <w:sz w:val="18"/>
               </w:rPr>
-              <w:t>申请人（学生）</w:t>
+              <w:t>新老任职成员</w:t>
             </w:r>
           </w:p>
         </w:tc>
@@ -44212,7 +44268,7 @@
               <w:rPr>
                 <w:sz w:val="18"/>
               </w:rPr>
-              <w:t>调动 / 晋升申请提交成功，系统回执受理通知</w:t>
+              <w:t>一键换届免审直接生效后，通知新任与原任成员任职变更</w:t>
             </w:r>
           </w:p>
         </w:tc>
@@ -44240,7 +44296,7 @@
               <w:rPr>
                 <w:sz w:val="18"/>
               </w:rPr>
-              <w:t>换届审批结果</w:t>
+              <w:t>（已废弃）原换届审批结果</w:t>
             </w:r>
           </w:p>
         </w:tc>
@@ -44253,7 +44309,7 @@
               <w:rPr>
                 <w:sz w:val="18"/>
               </w:rPr>
-              <w:t>申请人（学生）</w:t>
+              <w:t>—</w:t>
             </w:r>
           </w:p>
         </w:tc>
@@ -44266,7 +44322,7 @@
               <w:rPr>
                 <w:sz w:val="18"/>
               </w:rPr>
-              <w:t>TRANSFER / PROMOTE</w:t>
+              <w:t>—</w:t>
             </w:r>
           </w:p>
         </w:tc>
@@ -44279,7 +44335,7 @@
               <w:rPr>
                 <w:sz w:val="18"/>
               </w:rPr>
-              <w:t>调动 / 晋升审批通过或驳回后，通知申请人终审结果</w:t>
+              <w:t>换届改为免审一键生效后不再产生审批结果，类型码保留不再使用</w:t>
             </w:r>
           </w:p>
         </w:tc>
